--- a/04-reformulacion/T2/docx/T2_11_Slogan.docx
+++ b/04-reformulacion/T2/docx/T2_11_Slogan.docx
@@ -1244,7 +1244,7 @@
         <w:t xml:space="preserve">Diferenciador:</w:t>
       </w:r>
       <w:r>
-        <w:t xml:space="preserve"> "medido" es lo que solo AndiBite hace: el análisis de cada lote se publica en la app. Nutri H dice "antianémico"; Fika y Mamalama no hablan de hierro (punto #10).</w:t>
+        <w:t xml:space="preserve"> "medido" es lo que solo AndiBite hace: el análisis de cada lote se publica en la app. Nutri H dice "antianémico" y Forticao, "prevenir y combatir la anemia"; Fika, La Purita y Mamalama no prometen hierro (puntos #2 y #10).</w:t>
       </w:r>
     </w:p>
     <w:p>
